--- a/document_templates/russian_library/Исковые_заявления/Особое_производство_Установление_фактов_и_статусов/шаблон_Исковое_заявление_об_установлении_факта_отцовства_и_взыскании_алиментов.docx
+++ b/document_templates/russian_library/Исковые_заявления/Особое_производство_Установление_фактов_и_статусов/шаблон_Исковое_заявление_об_установлении_факта_отцовства_и_взыскании_алиментов.docx
@@ -28,7 +28,7 @@
           <w:szCs w:val="24"/>
           <w:lang w:val="en-US"/>
         </w:rPr>
-        <w:t xml:space="preserve">{{ w_t_w_r_w_prooferr_w_type_spellstart_w_r_w_rsidr_00093772_w_rpr_w_rfonts_w_ascii_times_new_roman_w_hansi_times_new_roman_w_cs_times_new_roman_w_sz_w_val_24_w_szcs_w_val_24_w_lang_w_val_en_us_w_rpr_w_t_court_name_w_t_w_r_w_prooferr_w_type_spellend_w_r_w_rsidr_00093772_w_rpr_w_rfonts_w_ascii_times_new_roman_w_hansi_times_new_roman_w_cs_times_new_roman_w_sz_w_val_24_w_szcs_w_val_24_w_lang_w_val_en_us_w_rpr_w_t_xml_space_preserve }}</w:t>
+        <w:t xml:space="preserve">{{ court_name }}</w:t>
       </w:r>
     </w:p>
     <w:p>
@@ -42,15 +42,14 @@
           <w:lang w:val="en-US"/>
         </w:rPr>
       </w:pPr>
-      <w:proofErr w:type="gramStart"/>
-      <w:r>
-        <w:rPr>
-          <w:rFonts w:ascii="Times New Roman" w:hAnsi="Times New Roman" w:cs="Times New Roman"/>
-          <w:sz w:val="24"/>
-          <w:szCs w:val="24"/>
-          <w:lang w:val="en-US"/>
-        </w:rPr>
-        <w:t xml:space="preserve">{{ w_t_w_r_w_prooferr_w_type_spellstart_w_r_w_rpr_w_rfonts_w_ascii_times_new_roman_w_hansi_times_new_roman_w_cs_times_new_roman_w_sz_w_val_24_w_szcs_w_val_24_w_lang_w_val_en_us_w_rpr_w_t_court_w_t_w_r_w_prooferr_w_type_gramend_w_r_w_rsidrpr_003e4654_w_rpr_w_rfonts_w_ascii_times_new_roman_w_hansi_times_new_roman_w_cs_times_new_roman_w_sz_w_val_24_w_szcs_w_val_24_w_lang_w_val_en_us_w_rpr_w_t_w_t_w_r_w_r_w_rpr_w_rfonts_w_ascii_times_new_roman_w_hansi_times_new_roman_w_cs_times_new_roman_w_sz_w_val_24_w_szcs_w_val_24_w_lang_w_val_en_us_w_rpr_w_t_address_w_t_w_r_w_prooferr_w_type_spellend_w_r_w_rsidrpr_003e4654_w_rpr_w_rfonts_w_ascii_times_new_roman_w_hansi_times_new_roman_w_cs_times_new_roman_w_sz_w_val_24_w_szcs_w_val_24_w_lang_w_val_en_us_w_rpr_w_t_xml_space_preserve }}</w:t>
+      <w:r>
+        <w:rPr>
+          <w:rFonts w:ascii="Times New Roman" w:hAnsi="Times New Roman" w:cs="Times New Roman"/>
+          <w:sz w:val="24"/>
+          <w:szCs w:val="24"/>
+          <w:lang w:val="en-US"/>
+        </w:rPr>
+        <w:t xml:space="preserve">{{ court_address }}</w:t>
       </w:r>
     </w:p>
     <w:p>
@@ -88,7 +87,7 @@
           <w:szCs w:val="24"/>
           <w:lang w:val="en-US"/>
         </w:rPr>
-        <w:t xml:space="preserve">{{ w_t_w_r_w_r_w_rsidr_00093772_w_rpr_w_rfonts_w_ascii_times_new_roman_w_hansi_times_new_roman_w_cs_times_new_roman_w_sz_w_val_24_w_szcs_w_val_24_w_lang_w_val_en_us_w_rpr_w_t_plaintiff_w_t_w_r_w_r_w_rsidr_00093772_w_rsidrpr_003e4654_w_rpr_w_rfonts_w_ascii_times_new_roman_w_hansi_times_new_roman_w_cs_times_new_roman_w_sz_w_val_24_w_szcs_w_val_24_w_lang_w_val_en_us_w_rpr_w_t_xml_space_preserve }}</w:t>
+        <w:t xml:space="preserve">{{ plaintiff }}</w:t>
       </w:r>
     </w:p>
     <w:p>
@@ -117,7 +116,7 @@
           <w:szCs w:val="24"/>
           <w:lang w:val="en-US"/>
         </w:rPr>
-        <w:t xml:space="preserve">: {{ w_t_w_r_w_prooferr_w_type_spellstart_w_r_w_rpr_w_rfonts_w_ascii_times_new_roman_w_hansi_times_new_roman_w_cs_times_new_roman_w_sz_w_val_24_w_szcs_w_val_24_w_lang_w_val_en_us_w_rpr_w_t_plaintiff_passport_w_t_w_r_w_prooferr_w_type_spellend_w_r_w_rpr_w_rfonts_w_ascii_times_new_roman_w_hansi_times_new_roman_w_cs_times_new_roman_w_sz_w_val_24_w_szcs_w_val_24_w_lang_w_val_en_us_w_rpr_w_t_xml_space_preserve }}</w:t>
+        <w:t xml:space="preserve">: {{ plaintiff_passport }}</w:t>
       </w:r>
     </w:p>
     <w:p>
@@ -155,7 +154,7 @@
           <w:szCs w:val="24"/>
           <w:lang w:val="en-US"/>
         </w:rPr>
-        <w:t xml:space="preserve">{{ w_t_w_r_w_r_w_rsidr_00093772_w_rpr_w_rfonts_w_ascii_times_new_roman_w_hansi_times_new_roman_w_cs_times_new_roman_w_sz_w_val_24_w_szcs_w_val_24_w_lang_w_val_en_us_w_rpr_w_t_defendant_w_t_w_r_w_r_w_rsidr_00093772_w_rsidrpr_003e4654_w_rpr_w_rfonts_w_ascii_times_new_roman_w_hansi_times_new_roman_w_cs_times_new_roman_w_sz_w_val_24_w_szcs_w_val_24_w_lang_w_val_en_us_w_rpr_w_t_xml_space_preserve }}</w:t>
+        <w:t xml:space="preserve">{{ defendant }}</w:t>
       </w:r>
     </w:p>
     <w:p>
@@ -221,7 +220,6 @@
         </w:rPr>
         <w:t xml:space="preserve">{ </w:t>
       </w:r>
-      <w:proofErr w:type="spellStart"/>
       <w:r>
         <w:rPr>
           <w:rFonts w:ascii="Times New Roman" w:hAnsi="Times New Roman" w:cs="Times New Roman"/>
@@ -231,7 +229,6 @@
         </w:rPr>
         <w:t>registration_address</w:t>
       </w:r>
-      <w:proofErr w:type="spellEnd"/>
       <w:r>
         <w:rPr>
           <w:rFonts w:ascii="Times New Roman" w:hAnsi="Times New Roman" w:cs="Times New Roman"/>
@@ -285,7 +282,7 @@
           <w:sz w:val="24"/>
           <w:szCs w:val="24"/>
         </w:rPr>
-        <w:t xml:space="preserve">{{ w_t_w_r_w_r_w_rsidr_00093772_w_rpr_w_rfonts_w_ascii_times_new_roman_w_hansi_times_new_roman_w_cs_times_new_roman_w_sz_w_val_24_w_szcs_w_val_24_w_lang_w_val_en_us_w_rpr_w_t_plaintiff_w_t_w_r_w_r_w_rsidr_00093772_w_rsidrpr_00093772_w_rpr_w_rfonts_w_ascii_times_new_roman_w_hansi_times_new_roman_w_cs_times_new_roman_w_sz_w_val_24_w_szcs_w_val_24_w_rpr_w_t_xml_space_preserve }}</w:t>
+        <w:t xml:space="preserve">{{ plaintiff }}</w:t>
       </w:r>
       <w:r>
         <w:rPr>
@@ -301,7 +298,7 @@
           <w:sz w:val="24"/>
           <w:szCs w:val="24"/>
         </w:rPr>
-        <w:t xml:space="preserve">{{ w_t_w_r_w_r_w_rsidr_00093772_w_rpr_w_rfonts_w_ascii_times_new_roman_w_hansi_times_new_roman_w_cs_times_new_roman_w_sz_w_val_24_w_szcs_w_val_24_w_lang_w_val_en_us_w_rpr_w_t_children_w_t_w_r_w_r_w_rsidr_00093772_w_rsidrpr_00093772_w_rpr_w_rfonts_w_ascii_times_new_roman_w_hansi_times_new_roman_w_cs_times_new_roman_w_sz_w_val_24_w_szcs_w_val_24_w_rpr_w_t_w_t_w_r_w_r_w_rsidr_00093772_w_rpr_w_rfonts_w_ascii_times_new_roman_w_hansi_times_new_roman_w_cs_times_new_roman_w_sz_w_val_24_w_szcs_w_val_24_w_lang_w_val_en_us_w_rpr_w_t_date_w_t_w_r_w_r_w_rsidr_00093772_w_rsidrpr_00093772_w_rpr_w_rfonts_w_ascii_times_new_roman_w_hansi_times_new_roman_w_cs_times_new_roman_w_sz_w_val_24_w_szcs_w_val_24_w_rpr_w_t_w_t_w_r_w_r_w_rsidr_00093772_w_rpr_w_rfonts_w_ascii_times_new_roman_w_hansi_times_new_roman_w_cs_times_new_roman_w_sz_w_val_24_w_szcs_w_val_24_w_lang_w_val_en_us_w_rpr_w_t_of_w_t_w_r_w_r_w_rsidr_00093772_w_rsidrpr_00093772_w_rpr_w_rfonts_w_ascii_times_new_roman_w_hansi_times_new_roman_w_cs_times_new_roman_w_sz_w_val_24_w_szcs_w_val_24_w_rpr_w_t_w_t_w_r_w_r_w_rsidr_00093772_w_rpr_w_rfonts_w_ascii_times_new_roman_w_hansi_times_new_roman_w_cs_times_new_roman_w_sz_w_val_24_w_szcs_w_val_24_w_lang_w_val_en_us_w_rpr_w_t_birth_w_t_w_r_w_r_w_rsidr_00093772_w_rsidrpr_00093772_w_rpr_w_rfonts_w_ascii_times_new_roman_w_hansi_times_new_roman_w_cs_times_new_roman_w_sz_w_val_24_w_szcs_w_val_24_w_rpr_w_t_xml_space_preserve }}</w:t>
+        <w:t xml:space="preserve">{{ children_date_of_birth }}</w:t>
       </w:r>
       <w:r>
         <w:rPr>
@@ -317,7 +314,7 @@
           <w:sz w:val="24"/>
           <w:szCs w:val="24"/>
         </w:rPr>
-        <w:t xml:space="preserve"> {{ w_t_w_r_w_r_w_rsidr_00093772_w_rpr_w_rfonts_w_ascii_times_new_roman_w_hansi_times_new_roman_w_cs_times_new_roman_w_sz_w_val_24_w_szcs_w_val_24_w_lang_w_val_en_us_w_rpr_w_t_children_w_t_w_r_w_r_w_rsidr_00b6153d_w_rsidrpr_00b6153d_w_rpr_w_rfonts_w_ascii_times_new_roman_w_hansi_times_new_roman_w_cs_times_new_roman_w_sz_w_val_24_w_szcs_w_val_24_w_rpr_w_t_w_t_w_r_w_r_w_rsidr_00b6153d_w_rpr_w_rfonts_w_ascii_times_new_roman_w_hansi_times_new_roman_w_cs_times_new_roman_w_sz_w_val_24_w_szcs_w_val_24_w_lang_w_val_en_us_w_rpr_w_t_name_w_t_w_r_w_r_w_rsidr_00b6153d_w_rsidrpr_00b6153d_w_rpr_w_rfonts_w_ascii_times_new_roman_w_hansi_times_new_roman_w_cs_times_new_roman_w_sz_w_val_24_w_szcs_w_val_24_w_rpr_w_t_w_t_w_r_w_r_w_rsidr_00b6153d_w_rpr_w_rfonts_w_ascii_times_new_roman_w_hansi_times_new_roman_w_cs_times_new_roman_w_sz_w_val_24_w_szcs_w_val_24_w_lang_w_val_en_us_w_rpr_w_t_text_w_t_w_r_w_r_w_rsidr_00093772_w_rsidrpr_00093772_w_rpr_w_rfonts_w_ascii_times_new_roman_w_hansi_times_new_roman_w_cs_times_new_roman_w_sz_w_val_24_w_szcs_w_val_24_w_rpr_w_t_xml_space_preserve }}</w:t>
+        <w:t xml:space="preserve"> {{ children_name_text }}</w:t>
       </w:r>
       <w:r>
         <w:rPr>
@@ -333,7 +330,7 @@
           <w:sz w:val="24"/>
           <w:szCs w:val="24"/>
         </w:rPr>
-        <w:t xml:space="preserve">{{ w_t_w_r_w_r_w_rsidr_00093772_w_rpr_w_rfonts_w_ascii_times_new_roman_w_hansi_times_new_roman_w_cs_times_new_roman_w_sz_w_val_24_w_szcs_w_val_24_w_lang_w_val_en_us_w_rpr_w_t_defendant_w_t_w_r_w_r_w_rsidr_00093772_w_rsidrpr_00093772_w_rpr_w_rfonts_w_ascii_times_new_roman_w_hansi_times_new_roman_w_cs_times_new_roman_w_sz_w_val_24_w_szcs_w_val_24_w_rpr_w_t_xml_space_preserve }}</w:t>
+        <w:t xml:space="preserve">{{ defendant }}</w:t>
       </w:r>
       <w:r>
         <w:rPr>
@@ -349,7 +346,7 @@
           <w:sz w:val="24"/>
           <w:szCs w:val="24"/>
         </w:rPr>
-        <w:t xml:space="preserve"> {{ w_t_w_r_w_r_w_rsidr_00093772_w_rsidrpr_00093772_w_rpr_w_rfonts_w_ascii_times_new_roman_w_hansi_times_new_roman_w_cs_times_new_roman_w_sz_w_val_24_w_szcs_w_val_24_w_lang_w_val_en_us_w_rpr_w_t_accommodation_w_t_w_r_w_r_w_rsidr_00093772_w_rsidrpr_00093772_w_rpr_w_rfonts_w_ascii_times_new_roman_w_hansi_times_new_roman_w_cs_times_new_roman_w_sz_w_val_24_w_szcs_w_val_24_w_rpr_w_t_w_t_w_r_w_r_w_rsidr_00093772_w_rsidrpr_00093772_w_rpr_w_rfonts_w_ascii_times_new_roman_w_hansi_times_new_roman_w_cs_times_new_roman_w_sz_w_val_24_w_szcs_w_val_24_w_lang_w_val_en_us_w_rpr_w_t_details_w_t_w_r_w_r_w_rsidr_00093772_w_rsidrpr_00093772_w_rpr_w_rfonts_w_ascii_times_new_roman_w_hansi_times_new_roman_w_cs_times_new_roman_w_sz_w_val_24_w_szcs_w_val_24_w_rpr_w_t_xml_space_preserve }}</w:t>
+        <w:t xml:space="preserve"> {{ accommodation_details }}</w:t>
       </w:r>
       <w:r>
         <w:rPr>
@@ -459,7 +456,7 @@
           <w:sz w:val="24"/>
           <w:szCs w:val="24"/>
         </w:rPr>
-        <w:t xml:space="preserve">{{ w_t_w_r_w_r_w_rsidr_00093772_w_rpr_w_rfonts_w_ascii_times_new_roman_w_hansi_times_new_roman_w_cs_times_new_roman_w_sz_w_val_24_w_szcs_w_val_24_w_lang_w_val_en_us_w_rpr_w_t_defendant_w_t_w_r_w_r_w_rsidr_00093772_w_rsidrpr_00093772_w_rpr_w_rfonts_w_ascii_times_new_roman_w_hansi_times_new_roman_w_cs_times_new_roman_w_sz_w_val_24_w_szcs_w_val_24_w_rpr_w_t_w_t_w_r_w_r_w_rsidr_00093772_w_rpr_w_rfonts_w_ascii_times_new_roman_w_hansi_times_new_roman_w_cs_times_new_roman_w_sz_w_val_24_w_szcs_w_val_24_w_lang_w_val_en_us_w_rpr_w_t_rod_w_t_w_r_w_r_w_rsidr_00093772_w_rsidrpr_00093772_w_rpr_w_rfonts_w_ascii_times_new_roman_w_hansi_times_new_roman_w_cs_times_new_roman_w_sz_w_val_24_w_szcs_w_val_24_w_rpr_w_t_xml_space_preserve }}</w:t>
+        <w:t xml:space="preserve">{{ defendant_rod }}</w:t>
       </w:r>
       <w:r>
         <w:rPr>
@@ -475,7 +472,7 @@
           <w:sz w:val="24"/>
           <w:szCs w:val="24"/>
         </w:rPr>
-        <w:t xml:space="preserve"> {{ w_t_w_r_w_r_w_rsidr_00093772_w_rpr_w_rfonts_w_ascii_times_new_roman_w_hansi_times_new_roman_w_cs_times_new_roman_w_sz_w_val_24_w_szcs_w_val_24_w_lang_w_val_en_us_w_rpr_w_t_children_w_t_w_r_w_r_w_rsidr_00093772_w_rsidrpr_00093772_w_rpr_w_rfonts_w_ascii_times_new_roman_w_hansi_times_new_roman_w_cs_times_new_roman_w_sz_w_val_24_w_szcs_w_val_24_w_rpr_w_t_w_t_w_r_w_r_w_rsidr_00093772_w_rpr_w_rfonts_w_ascii_times_new_roman_w_hansi_times_new_roman_w_cs_times_new_roman_w_sz_w_val_24_w_szcs_w_val_24_w_lang_w_val_en_us_w_rpr_w_t_name_w_t_w_r_w_r_w_rsidr_00093772_w_rsidrpr_00093772_w_rpr_w_rfonts_w_ascii_times_new_roman_w_hansi_times_new_roman_w_cs_times_new_roman_w_sz_w_val_24_w_szcs_w_val_24_w_rpr_w_t_xml_space_preserve }}</w:t>
+        <w:t xml:space="preserve"> {{ children_name }}</w:t>
       </w:r>
       <w:r>
         <w:rPr>
@@ -515,7 +512,7 @@
           <w:sz w:val="24"/>
           <w:szCs w:val="24"/>
         </w:rPr>
-        <w:t xml:space="preserve">{{ w_t_w_r_w_r_w_rsidr_00093772_w_rpr_w_rfonts_w_ascii_times_new_roman_w_hansi_times_new_roman_w_cs_times_new_roman_w_sz_w_val_24_w_szcs_w_val_24_w_lang_w_val_en_us_w_rpr_w_t_defendant_w_t_w_r_w_r_w_rsidr_00093772_w_rsidrpr_00093772_w_rpr_w_rfonts_w_ascii_times_new_roman_w_hansi_times_new_roman_w_cs_times_new_roman_w_sz_w_val_24_w_szcs_w_val_24_w_rpr_w_t_w_t_w_r_w_r_w_rsidr_00093772_w_rpr_w_rfonts_w_ascii_times_new_roman_w_hansi_times_new_roman_w_cs_times_new_roman_w_sz_w_val_24_w_szcs_w_val_24_w_lang_w_val_en_us_w_rpr_w_t_rod_w_t_w_r_w_r_w_rsidr_00093772_w_rsidrpr_00093772_w_rpr_w_rfonts_w_ascii_times_new_roman_w_hansi_times_new_roman_w_cs_times_new_roman_w_sz_w_val_24_w_szcs_w_val_24_w_rpr_w_t_xml_space_preserve }}</w:t>
+        <w:t xml:space="preserve">{{ defendant_rod }}</w:t>
       </w:r>
       <w:r>
         <w:rPr>
@@ -575,7 +572,7 @@
           <w:szCs w:val="24"/>
           <w:lang w:val="en-US"/>
         </w:rPr>
-        <w:t>{{ w_t_w_r_w_r_w_rsidr_003e4654_w_rpr_w_rfonts_w_ascii_times_new_roman_w_hansi_times_new_roman_w_cs_times_new_roman_w_i_w_ics_w_sz_w_val_24_w_szcs_w_val_24_w_lang_w_val_en_us_w_rpr_w_t_xml_space_preserve_signature_w_t_w_r_w_r_w_rpr_w_rfonts_w_ascii_times_new_roman_w_hansi_times_new_roman_w_cs_times_new_roman_w_i_w_ics_w_sz_w_val_24_w_szcs_w_val_24_w_lang_w_val_en_us_w_rpr_w_t }}</w:t>
+        <w:t>{{ signature }}</w:t>
       </w:r>
       <w:r>
         <w:rPr>
